--- a/ru/wisdom-stories/mihrimah-and-sinan.docx
+++ b/ru/wisdom-stories/mihrimah-and-sinan.docx
@@ -79,7 +79,7 @@
         <w:rPr>
           <w:lang/>
         </w:rPr>
-        <w:t xml:space="preserve">Сначала Синан построил мечеть её имени в Ускюдаре, а затем — вторую, в Эдирнекапы. Оба сооружения действительно принадлежат его творчеству. А вот представление о них как о признании в тайной любви — часть легенды. </w:t>
+        <w:t xml:space="preserve">Сначала Синан построил мечеть её имени в Ускюдаре, а затем — вторую, в Эдирнекапы. Оба сооружения действительно созданы им. А вот представление о них как о признании в тайной любви — часть легенды. </w:t>
       </w:r>
     </w:p>
     <w:p>
